--- a/atelier/capsule_076_docker.docx
+++ b/atelier/capsule_076_docker.docx
@@ -339,7 +339,7 @@
           </w:tcPr>
           <w:p>
             <w:r>
-              <w:t xml:space="preserve">Cache (#74) et parallélisation (#75) en place, chemin critique connu</w:t>
+              <w:t xml:space="preserve">Cache et parallélisation en place, chemin critique connu</w:t>
             </w:r>
           </w:p>
         </w:tc>
@@ -560,27 +560,27 @@
                 <w:sz w:val="18"/>
                 <w:szCs w:val="18"/>
               </w:rPr>
-              <w:t xml:space="preserve">  FROM node:20</w:t>
-            </w:r>
-          </w:p>
-          <w:p>
-            <w:r>
-              <w:rPr>
-                <w:rFonts w:ascii="Consolas" w:cs="Consolas" w:eastAsia="Consolas" w:hAnsi="Consolas"/>
-                <w:sz w:val="18"/>
-                <w:szCs w:val="18"/>
-              </w:rPr>
-              <w:t xml:space="preserve">  COPY . .                  &lt;- copie TOUT le code d'abord</w:t>
-            </w:r>
-          </w:p>
-          <w:p>
-            <w:r>
-              <w:rPr>
-                <w:rFonts w:ascii="Consolas" w:cs="Consolas" w:eastAsia="Consolas" w:hAnsi="Consolas"/>
-                <w:sz w:val="18"/>
-                <w:szCs w:val="18"/>
-              </w:rPr>
-              <w:t xml:space="preserve">  RUN npm install           &lt;- réinstallé à CHAQUE changement de code !</w:t>
+              <w:t xml:space="preserve"> FROM node:20</w:t>
+            </w:r>
+          </w:p>
+          <w:p>
+            <w:r>
+              <w:rPr>
+                <w:rFonts w:ascii="Consolas" w:cs="Consolas" w:eastAsia="Consolas" w:hAnsi="Consolas"/>
+                <w:sz w:val="18"/>
+                <w:szCs w:val="18"/>
+              </w:rPr>
+              <w:t xml:space="preserve"> COPY.. &lt;- copie TOUT le code d'abord</w:t>
+            </w:r>
+          </w:p>
+          <w:p>
+            <w:r>
+              <w:rPr>
+                <w:rFonts w:ascii="Consolas" w:cs="Consolas" w:eastAsia="Consolas" w:hAnsi="Consolas"/>
+                <w:sz w:val="18"/>
+                <w:szCs w:val="18"/>
+              </w:rPr>
+              <w:t xml:space="preserve"> RUN npm install &lt;- réinstallé à CHAQUE changement de code !</w:t>
             </w:r>
           </w:p>
           <w:p>
@@ -600,27 +600,27 @@
                 <w:sz w:val="18"/>
                 <w:szCs w:val="18"/>
               </w:rPr>
-              <w:t xml:space="preserve">  Problème : le code change à chaque commit. Comme COPY . . est</w:t>
-            </w:r>
-          </w:p>
-          <w:p>
-            <w:r>
-              <w:rPr>
-                <w:rFonts w:ascii="Consolas" w:cs="Consolas" w:eastAsia="Consolas" w:hAnsi="Consolas"/>
-                <w:sz w:val="18"/>
-                <w:szCs w:val="18"/>
-              </w:rPr>
-              <w:t xml:space="preserve">  AVANT npm install, la moindre modif de code invalide la couche</w:t>
-            </w:r>
-          </w:p>
-          <w:p>
-            <w:r>
-              <w:rPr>
-                <w:rFonts w:ascii="Consolas" w:cs="Consolas" w:eastAsia="Consolas" w:hAnsi="Consolas"/>
-                <w:sz w:val="18"/>
-                <w:szCs w:val="18"/>
-              </w:rPr>
-              <w:t xml:space="preserve">  COPY, donc npm install se relance intégralement à chaque build.</w:t>
+              <w:t xml:space="preserve"> Problème : le code change à chaque commit. Comme COPY.. est</w:t>
+            </w:r>
+          </w:p>
+          <w:p>
+            <w:r>
+              <w:rPr>
+                <w:rFonts w:ascii="Consolas" w:cs="Consolas" w:eastAsia="Consolas" w:hAnsi="Consolas"/>
+                <w:sz w:val="18"/>
+                <w:szCs w:val="18"/>
+              </w:rPr>
+              <w:t xml:space="preserve"> AVANT npm install, la moindre modif de code invalide la couche</w:t>
+            </w:r>
+          </w:p>
+          <w:p>
+            <w:r>
+              <w:rPr>
+                <w:rFonts w:ascii="Consolas" w:cs="Consolas" w:eastAsia="Consolas" w:hAnsi="Consolas"/>
+                <w:sz w:val="18"/>
+                <w:szCs w:val="18"/>
+              </w:rPr>
+              <w:t xml:space="preserve"> COPY, donc npm install se relance intégralement à chaque build.</w:t>
             </w:r>
           </w:p>
           <w:p>
@@ -650,7 +650,7 @@
                 <w:sz w:val="18"/>
                 <w:szCs w:val="18"/>
               </w:rPr>
-              <w:t xml:space="preserve">  LA BONNE FORME (cache exploité)</w:t>
+              <w:t xml:space="preserve"> LA BONNE FORME (cache exploité)</w:t>
             </w:r>
           </w:p>
           <w:p>
@@ -670,37 +670,37 @@
                 <w:sz w:val="18"/>
                 <w:szCs w:val="18"/>
               </w:rPr>
-              <w:t xml:space="preserve">  FROM node:20</w:t>
-            </w:r>
-          </w:p>
-          <w:p>
-            <w:r>
-              <w:rPr>
-                <w:rFonts w:ascii="Consolas" w:cs="Consolas" w:eastAsia="Consolas" w:hAnsi="Consolas"/>
-                <w:sz w:val="18"/>
-                <w:szCs w:val="18"/>
-              </w:rPr>
-              <w:t xml:space="preserve">  COPY package*.json ./     &lt;- d'abord SEULEMENT le manifeste deps</w:t>
-            </w:r>
-          </w:p>
-          <w:p>
-            <w:r>
-              <w:rPr>
-                <w:rFonts w:ascii="Consolas" w:cs="Consolas" w:eastAsia="Consolas" w:hAnsi="Consolas"/>
-                <w:sz w:val="18"/>
-                <w:szCs w:val="18"/>
-              </w:rPr>
-              <w:t xml:space="preserve">  RUN npm ci                &lt;- recaché tant que les deps ne bougent pas</w:t>
-            </w:r>
-          </w:p>
-          <w:p>
-            <w:r>
-              <w:rPr>
-                <w:rFonts w:ascii="Consolas" w:cs="Consolas" w:eastAsia="Consolas" w:hAnsi="Consolas"/>
-                <w:sz w:val="18"/>
-                <w:szCs w:val="18"/>
-              </w:rPr>
-              <w:t xml:space="preserve">  COPY . .                  &lt;- le code (qui change souvent) APRÈS</w:t>
+              <w:t xml:space="preserve"> FROM node:20</w:t>
+            </w:r>
+          </w:p>
+          <w:p>
+            <w:r>
+              <w:rPr>
+                <w:rFonts w:ascii="Consolas" w:cs="Consolas" w:eastAsia="Consolas" w:hAnsi="Consolas"/>
+                <w:sz w:val="18"/>
+                <w:szCs w:val="18"/>
+              </w:rPr>
+              <w:t xml:space="preserve"> COPY package*.json./ &lt;- d'abord SEULEMENT le manifeste deps</w:t>
+            </w:r>
+          </w:p>
+          <w:p>
+            <w:r>
+              <w:rPr>
+                <w:rFonts w:ascii="Consolas" w:cs="Consolas" w:eastAsia="Consolas" w:hAnsi="Consolas"/>
+                <w:sz w:val="18"/>
+                <w:szCs w:val="18"/>
+              </w:rPr>
+              <w:t xml:space="preserve"> RUN npm ci &lt;- recaché tant que les deps ne bougent pas</w:t>
+            </w:r>
+          </w:p>
+          <w:p>
+            <w:r>
+              <w:rPr>
+                <w:rFonts w:ascii="Consolas" w:cs="Consolas" w:eastAsia="Consolas" w:hAnsi="Consolas"/>
+                <w:sz w:val="18"/>
+                <w:szCs w:val="18"/>
+              </w:rPr>
+              <w:t xml:space="preserve"> COPY.. &lt;- le code (qui change souvent) APRÈS</w:t>
             </w:r>
           </w:p>
           <w:p>
@@ -720,17 +720,17 @@
                 <w:sz w:val="18"/>
                 <w:szCs w:val="18"/>
               </w:rPr>
-              <w:t xml:space="preserve">  Le code change ? Seule la dernière couche se reconstruit.</w:t>
-            </w:r>
-          </w:p>
-          <w:p>
-            <w:r>
-              <w:rPr>
-                <w:rFonts w:ascii="Consolas" w:cs="Consolas" w:eastAsia="Consolas" w:hAnsi="Consolas"/>
-                <w:sz w:val="18"/>
-                <w:szCs w:val="18"/>
-              </w:rPr>
-              <w:t xml:space="preserve">  npm ci reste en cache tant que package.json est inchangé.</w:t>
+              <w:t xml:space="preserve"> Le code change ? Seule la dernière couche se reconstruit.</w:t>
+            </w:r>
+          </w:p>
+          <w:p>
+            <w:r>
+              <w:rPr>
+                <w:rFonts w:ascii="Consolas" w:cs="Consolas" w:eastAsia="Consolas" w:hAnsi="Consolas"/>
+                <w:sz w:val="18"/>
+                <w:szCs w:val="18"/>
+              </w:rPr>
+              <w:t xml:space="preserve"> npm ci reste en cache tant que package.json est inchangé.</w:t>
             </w:r>
           </w:p>
         </w:tc>
@@ -956,57 +956,57 @@
                 <w:sz w:val="18"/>
                 <w:szCs w:val="18"/>
               </w:rPr>
-              <w:t xml:space="preserve">  # --- Étape 1 : le builder (jetable, peut être lourd) ---</w:t>
-            </w:r>
-          </w:p>
-          <w:p>
-            <w:r>
-              <w:rPr>
-                <w:rFonts w:ascii="Consolas" w:cs="Consolas" w:eastAsia="Consolas" w:hAnsi="Consolas"/>
-                <w:sz w:val="18"/>
-                <w:szCs w:val="18"/>
-              </w:rPr>
-              <w:t xml:space="preserve">  FROM node:20 AS builder</w:t>
-            </w:r>
-          </w:p>
-          <w:p>
-            <w:r>
-              <w:rPr>
-                <w:rFonts w:ascii="Consolas" w:cs="Consolas" w:eastAsia="Consolas" w:hAnsi="Consolas"/>
-                <w:sz w:val="18"/>
-                <w:szCs w:val="18"/>
-              </w:rPr>
-              <w:t xml:space="preserve">  COPY package*.json ./</w:t>
-            </w:r>
-          </w:p>
-          <w:p>
-            <w:r>
-              <w:rPr>
-                <w:rFonts w:ascii="Consolas" w:cs="Consolas" w:eastAsia="Consolas" w:hAnsi="Consolas"/>
-                <w:sz w:val="18"/>
-                <w:szCs w:val="18"/>
-              </w:rPr>
-              <w:t xml:space="preserve">  RUN npm ci                 # toutes les deps, y compris dev</w:t>
-            </w:r>
-          </w:p>
-          <w:p>
-            <w:r>
-              <w:rPr>
-                <w:rFonts w:ascii="Consolas" w:cs="Consolas" w:eastAsia="Consolas" w:hAnsi="Consolas"/>
-                <w:sz w:val="18"/>
-                <w:szCs w:val="18"/>
-              </w:rPr>
-              <w:t xml:space="preserve">  COPY . .</w:t>
-            </w:r>
-          </w:p>
-          <w:p>
-            <w:r>
-              <w:rPr>
-                <w:rFonts w:ascii="Consolas" w:cs="Consolas" w:eastAsia="Consolas" w:hAnsi="Consolas"/>
-                <w:sz w:val="18"/>
-                <w:szCs w:val="18"/>
-              </w:rPr>
-              <w:t xml:space="preserve">  RUN npm run build          # produit ./dist</w:t>
+              <w:t xml:space="preserve"> # --- Étape 1 : le builder (jetable, peut être lourd) ---</w:t>
+            </w:r>
+          </w:p>
+          <w:p>
+            <w:r>
+              <w:rPr>
+                <w:rFonts w:ascii="Consolas" w:cs="Consolas" w:eastAsia="Consolas" w:hAnsi="Consolas"/>
+                <w:sz w:val="18"/>
+                <w:szCs w:val="18"/>
+              </w:rPr>
+              <w:t xml:space="preserve"> FROM node:20 AS builder</w:t>
+            </w:r>
+          </w:p>
+          <w:p>
+            <w:r>
+              <w:rPr>
+                <w:rFonts w:ascii="Consolas" w:cs="Consolas" w:eastAsia="Consolas" w:hAnsi="Consolas"/>
+                <w:sz w:val="18"/>
+                <w:szCs w:val="18"/>
+              </w:rPr>
+              <w:t xml:space="preserve"> COPY package*.json./</w:t>
+            </w:r>
+          </w:p>
+          <w:p>
+            <w:r>
+              <w:rPr>
+                <w:rFonts w:ascii="Consolas" w:cs="Consolas" w:eastAsia="Consolas" w:hAnsi="Consolas"/>
+                <w:sz w:val="18"/>
+                <w:szCs w:val="18"/>
+              </w:rPr>
+              <w:t xml:space="preserve"> RUN npm ci # toutes les deps, y compris dev</w:t>
+            </w:r>
+          </w:p>
+          <w:p>
+            <w:r>
+              <w:rPr>
+                <w:rFonts w:ascii="Consolas" w:cs="Consolas" w:eastAsia="Consolas" w:hAnsi="Consolas"/>
+                <w:sz w:val="18"/>
+                <w:szCs w:val="18"/>
+              </w:rPr>
+              <w:t xml:space="preserve"> COPY..</w:t>
+            </w:r>
+          </w:p>
+          <w:p>
+            <w:r>
+              <w:rPr>
+                <w:rFonts w:ascii="Consolas" w:cs="Consolas" w:eastAsia="Consolas" w:hAnsi="Consolas"/>
+                <w:sz w:val="18"/>
+                <w:szCs w:val="18"/>
+              </w:rPr>
+              <w:t xml:space="preserve"> RUN npm run build # produit./dist</w:t>
             </w:r>
           </w:p>
           <w:p>
@@ -1026,57 +1026,57 @@
                 <w:sz w:val="18"/>
                 <w:szCs w:val="18"/>
               </w:rPr>
-              <w:t xml:space="preserve">  # --- Étape 2 : l'image finale (minimale) ---</w:t>
-            </w:r>
-          </w:p>
-          <w:p>
-            <w:r>
-              <w:rPr>
-                <w:rFonts w:ascii="Consolas" w:cs="Consolas" w:eastAsia="Consolas" w:hAnsi="Consolas"/>
-                <w:sz w:val="18"/>
-                <w:szCs w:val="18"/>
-              </w:rPr>
-              <w:t xml:space="preserve">  FROM node:20-slim</w:t>
-            </w:r>
-          </w:p>
-          <w:p>
-            <w:r>
-              <w:rPr>
-                <w:rFonts w:ascii="Consolas" w:cs="Consolas" w:eastAsia="Consolas" w:hAnsi="Consolas"/>
-                <w:sz w:val="18"/>
-                <w:szCs w:val="18"/>
-              </w:rPr>
-              <w:t xml:space="preserve">  COPY --from=builder /app/dist ./dist      # SEULEMENT le résultat</w:t>
-            </w:r>
-          </w:p>
-          <w:p>
-            <w:r>
-              <w:rPr>
-                <w:rFonts w:ascii="Consolas" w:cs="Consolas" w:eastAsia="Consolas" w:hAnsi="Consolas"/>
-                <w:sz w:val="18"/>
-                <w:szCs w:val="18"/>
-              </w:rPr>
-              <w:t xml:space="preserve">  COPY package*.json ./</w:t>
-            </w:r>
-          </w:p>
-          <w:p>
-            <w:r>
-              <w:rPr>
-                <w:rFonts w:ascii="Consolas" w:cs="Consolas" w:eastAsia="Consolas" w:hAnsi="Consolas"/>
-                <w:sz w:val="18"/>
-                <w:szCs w:val="18"/>
-              </w:rPr>
-              <w:t xml:space="preserve">  RUN npm ci --omit=dev      # SEULEMENT les deps de prod</w:t>
-            </w:r>
-          </w:p>
-          <w:p>
-            <w:r>
-              <w:rPr>
-                <w:rFonts w:ascii="Consolas" w:cs="Consolas" w:eastAsia="Consolas" w:hAnsi="Consolas"/>
-                <w:sz w:val="18"/>
-                <w:szCs w:val="18"/>
-              </w:rPr>
-              <w:t xml:space="preserve">  CMD ["node", "dist/main.js"]</w:t>
+              <w:t xml:space="preserve"> # --- Étape 2 : l'image finale (minimale) ---</w:t>
+            </w:r>
+          </w:p>
+          <w:p>
+            <w:r>
+              <w:rPr>
+                <w:rFonts w:ascii="Consolas" w:cs="Consolas" w:eastAsia="Consolas" w:hAnsi="Consolas"/>
+                <w:sz w:val="18"/>
+                <w:szCs w:val="18"/>
+              </w:rPr>
+              <w:t xml:space="preserve"> FROM node:20-slim</w:t>
+            </w:r>
+          </w:p>
+          <w:p>
+            <w:r>
+              <w:rPr>
+                <w:rFonts w:ascii="Consolas" w:cs="Consolas" w:eastAsia="Consolas" w:hAnsi="Consolas"/>
+                <w:sz w:val="18"/>
+                <w:szCs w:val="18"/>
+              </w:rPr>
+              <w:t xml:space="preserve"> COPY --from=builder /app/dist./dist # SEULEMENT le résultat</w:t>
+            </w:r>
+          </w:p>
+          <w:p>
+            <w:r>
+              <w:rPr>
+                <w:rFonts w:ascii="Consolas" w:cs="Consolas" w:eastAsia="Consolas" w:hAnsi="Consolas"/>
+                <w:sz w:val="18"/>
+                <w:szCs w:val="18"/>
+              </w:rPr>
+              <w:t xml:space="preserve"> COPY package*.json./</w:t>
+            </w:r>
+          </w:p>
+          <w:p>
+            <w:r>
+              <w:rPr>
+                <w:rFonts w:ascii="Consolas" w:cs="Consolas" w:eastAsia="Consolas" w:hAnsi="Consolas"/>
+                <w:sz w:val="18"/>
+                <w:szCs w:val="18"/>
+              </w:rPr>
+              <w:t xml:space="preserve"> RUN npm ci --omit=dev # SEULEMENT les deps de prod</w:t>
+            </w:r>
+          </w:p>
+          <w:p>
+            <w:r>
+              <w:rPr>
+                <w:rFonts w:ascii="Consolas" w:cs="Consolas" w:eastAsia="Consolas" w:hAnsi="Consolas"/>
+                <w:sz w:val="18"/>
+                <w:szCs w:val="18"/>
+              </w:rPr>
+              <w:t xml:space="preserve"> CMD ["node", "dist/main.js"]</w:t>
             </w:r>
           </w:p>
           <w:p>
@@ -1096,27 +1096,27 @@
                 <w:sz w:val="18"/>
                 <w:szCs w:val="18"/>
               </w:rPr>
-              <w:t xml:space="preserve">  L'image finale ne contient ni le code source, ni les outils</w:t>
-            </w:r>
-          </w:p>
-          <w:p>
-            <w:r>
-              <w:rPr>
-                <w:rFonts w:ascii="Consolas" w:cs="Consolas" w:eastAsia="Consolas" w:hAnsi="Consolas"/>
-                <w:sz w:val="18"/>
-                <w:szCs w:val="18"/>
-              </w:rPr>
-              <w:t xml:space="preserve">  de build, ni les deps de dev. Juste l'appli et son runtime.</w:t>
-            </w:r>
-          </w:p>
-          <w:p>
-            <w:r>
-              <w:rPr>
-                <w:rFonts w:ascii="Consolas" w:cs="Consolas" w:eastAsia="Consolas" w:hAnsi="Consolas"/>
-                <w:sz w:val="18"/>
-                <w:szCs w:val="18"/>
-              </w:rPr>
-              <w:t xml:space="preserve">  Résultat typique : de ~1,2 Go à ~150 Mo.</w:t>
+              <w:t xml:space="preserve"> L'image finale ne contient ni le code source, ni les outils</w:t>
+            </w:r>
+          </w:p>
+          <w:p>
+            <w:r>
+              <w:rPr>
+                <w:rFonts w:ascii="Consolas" w:cs="Consolas" w:eastAsia="Consolas" w:hAnsi="Consolas"/>
+                <w:sz w:val="18"/>
+                <w:szCs w:val="18"/>
+              </w:rPr>
+              <w:t xml:space="preserve"> de build, ni les deps de dev. Juste l'appli et son runtime.</w:t>
+            </w:r>
+          </w:p>
+          <w:p>
+            <w:r>
+              <w:rPr>
+                <w:rFonts w:ascii="Consolas" w:cs="Consolas" w:eastAsia="Consolas" w:hAnsi="Consolas"/>
+                <w:sz w:val="18"/>
+                <w:szCs w:val="18"/>
+              </w:rPr>
+              <w:t xml:space="preserve"> Résultat typique : de ~1,2 Go à ~150 Mo.</w:t>
             </w:r>
           </w:p>
         </w:tc>
@@ -1336,10 +1336,10 @@
           <w:b/>
           <w:bCs/>
         </w:rPr>
-        <w:t xml:space="preserve">Ignorer le .dockerignore : </w:t>
-      </w:r>
-      <w:r>
-        <w:t xml:space="preserve">sans lui, le COPY embarque node_modules locaux, .git, fichiers de test… qui invalident le cache et alourdissent l’image. Un .dockerignore bien fait est le pendant du .gitignore pour le build.</w:t>
+        <w:t xml:space="preserve">Ignorer le.dockerignore : </w:t>
+      </w:r>
+      <w:r>
+        <w:t xml:space="preserve">sans lui, le COPY embarque node_modules locaux,.git, fichiers de test… qui invalident le cache et alourdissent l’image. Un.dockerignore bien fait est le pendant du.gitignore pour le build.</w:t>
       </w:r>
     </w:p>
     <w:p>
@@ -1427,7 +1427,7 @@
         <w:spacing w:after="80"/>
       </w:pPr>
       <w:r>
-        <w:t xml:space="preserve">Ajouter un .dockerignore et mesurer : taille de l’image et durée de build, avant / après, contre la baseline du #75.</w:t>
+        <w:t xml:space="preserve">Ajouter un.dockerignore et mesurer : taille de l’image et durée de build, avant / après, contre la baseline du paralléliser notre pipeline.</w:t>
       </w:r>
     </w:p>
     <w:p>
